--- a/corpus/docx/hyperlinks-image.docx
+++ b/corpus/docx/hyperlinks-image.docx
@@ -1,6 +1,6 @@
 
 <file path=word/document.xml><?xml version="1.0" encoding="utf-8"?>
-<w:document xmlns:o="urn:schemas-microsoft-com:office:office" xmlns:r="http://schemas.openxmlformats.org/officeDocument/2006/relationships" xmlns:v="urn:schemas-microsoft-com:vml" xmlns:w="http://schemas.openxmlformats.org/wordprocessingml/2006/main" xmlns:w10="urn:schemas-microsoft-com:office:word" xmlns:wp="http://schemas.openxmlformats.org/drawingml/2006/wordprocessingDrawing" xmlns:pic="http://schemas.openxmlformats.org/drawingml/2006/picture" xmlns:wps="http://schemas.microsoft.com/office/word/2010/wordprocessingShape" xmlns:wpg="http://schemas.microsoft.com/office/word/2010/wordprocessingGroup" xmlns:mc="http://schemas.openxmlformats.org/markup-compatibility/2006" xmlns:wp14="http://schemas.microsoft.com/office/word/2010/wordprocessingDrawing" xmlns:w14="http://schemas.microsoft.com/office/word/2010/wordml" xmlns:w15="http://schemas.microsoft.com/office/word/2012/wordml" mc:Ignorable="w14 wp14 w15">
+<w:document xmlns:o="urn:schemas-microsoft-com:office:office" xmlns:r="http://schemas.openxmlformats.org/officeDocument/2006/relationships" xmlns:v="urn:schemas-microsoft-com:vml" xmlns:w="http://schemas.openxmlformats.org/wordprocessingml/2006/main" xmlns:w10="urn:schemas-microsoft-com:office:word" xmlns:wp="http://schemas.openxmlformats.org/drawingml/2006/wordprocessingDrawing" xmlns:wps="http://schemas.microsoft.com/office/word/2010/wordprocessingShape" xmlns:wpg="http://schemas.microsoft.com/office/word/2010/wordprocessingGroup" xmlns:mc="http://schemas.openxmlformats.org/markup-compatibility/2006" xmlns:wp14="http://schemas.microsoft.com/office/word/2010/wordprocessingDrawing" xmlns:w14="http://schemas.microsoft.com/office/word/2010/wordml" xmlns:w15="http://schemas.microsoft.com/office/word/2012/wordml" mc:Ignorable="w14 wp14 w15">
   <w:body>
     <w:p>
       <w:pPr>
@@ -8,6 +8,7 @@
         <w:bidi w:val="0"/>
         <w:spacing w:before="240" w:after="120"/>
         <w:ind w:hanging="0" w:start="0"/>
+        <w:jc w:val="start"/>
         <w:rPr/>
       </w:pPr>
       <w:r>
@@ -19,6 +20,7 @@
       <w:pPr>
         <w:pStyle w:val="Normal"/>
         <w:bidi w:val="0"/>
+        <w:jc w:val="start"/>
         <w:rPr/>
       </w:pPr>
       <w:r>
@@ -42,6 +44,7 @@
       <w:pPr>
         <w:pStyle w:val="Normal"/>
         <w:bidi w:val="0"/>
+        <w:jc w:val="start"/>
         <w:rPr/>
       </w:pPr>
       <w:r>
@@ -50,7 +53,7 @@
           <wp:inline distT="0" distB="0" distL="0" distR="0">
             <wp:extent cx="91440" cy="91440"/>
             <wp:effectExtent l="0" t="0" r="0" b="0"/>
-            <wp:docPr id="1" name="tiny-alt-image"/>
+            <wp:docPr id="1" name="tiny-alt-image" descr="" title=""/>
             <wp:cNvGraphicFramePr>
               <a:graphicFrameLocks xmlns:a="http://schemas.openxmlformats.org/drawingml/2006/main" noChangeAspect="1"/>
             </wp:cNvGraphicFramePr>
@@ -58,7 +61,7 @@
               <a:graphicData uri="http://schemas.openxmlformats.org/drawingml/2006/picture">
                 <pic:pic xmlns:pic="http://schemas.openxmlformats.org/drawingml/2006/picture">
                   <pic:nvPicPr>
-                    <pic:cNvPr id="1" name="tiny-alt-image"/>
+                    <pic:cNvPr id="1" name="tiny-alt-image" descr="" title=""/>
                     <pic:cNvPicPr>
                       <a:picLocks noChangeAspect="1" noChangeArrowheads="1"/>
                     </pic:cNvPicPr>
@@ -77,7 +80,6 @@
                     <a:prstGeom prst="rect">
                       <a:avLst/>
                     </a:prstGeom>
-                    <a:noFill/>
                   </pic:spPr>
                 </pic:pic>
               </a:graphicData>
@@ -90,6 +92,7 @@
       <w:pPr>
         <w:pStyle w:val="Normal"/>
         <w:bidi w:val="0"/>
+        <w:jc w:val="start"/>
         <w:rPr/>
       </w:pPr>
       <w:r>
@@ -114,8 +117,8 @@
   <w:abstractNum w:abstractNumId="1">
     <w:lvl w:ilvl="0">
       <w:start w:val="1"/>
-      <w:numFmt w:val="none"/>
       <w:pStyle w:val="Heading1"/>
+      <w:numFmt w:val="none"/>
       <w:suff w:val="nothing"/>
       <w:lvlText w:val=""/>
       <w:lvlJc w:val="start"/>
@@ -242,7 +245,7 @@
   <w:docDefaults>
     <w:rPrDefault>
       <w:rPr>
-        <w:rFonts w:ascii="Liberation Serif" w:hAnsi="Liberation Serif" w:eastAsia="Noto Serif CJK SC" w:cs="Noto Sans"/>
+        <w:rFonts w:ascii="Liberation Serif" w:hAnsi="Liberation Serif" w:eastAsia="WenQuanYi Zen Hei" w:cs="FreeSans"/>
         <w:kern w:val="2"/>
         <w:sz w:val="24"/>
         <w:szCs w:val="24"/>
@@ -263,7 +266,7 @@
       <w:bidi w:val="0"/>
     </w:pPr>
     <w:rPr>
-      <w:rFonts w:ascii="Liberation Serif" w:hAnsi="Liberation Serif" w:eastAsia="Noto Serif CJK SC" w:cs="Noto Sans"/>
+      <w:rFonts w:ascii="Liberation Serif" w:hAnsi="Liberation Serif" w:eastAsia="WenQuanYi Zen Hei" w:cs="FreeSans"/>
       <w:color w:val="auto"/>
       <w:kern w:val="2"/>
       <w:sz w:val="24"/>
@@ -272,7 +275,7 @@
     </w:rPr>
   </w:style>
   <w:style w:type="paragraph" w:styleId="Heading1">
-    <w:name w:val="heading 1"/>
+    <w:name w:val="Heading 1"/>
     <w:basedOn w:val="Heading"/>
     <w:next w:val="BodyText"/>
     <w:qFormat/>
@@ -308,7 +311,7 @@
       <w:spacing w:before="240" w:after="120"/>
     </w:pPr>
     <w:rPr>
-      <w:rFonts w:ascii="Liberation Sans" w:hAnsi="Liberation Sans" w:eastAsia="Noto Sans CJK SC" w:cs="Noto Sans"/>
+      <w:rFonts w:ascii="Liberation Sans" w:hAnsi="Liberation Sans" w:eastAsia="WenQuanYi Zen Hei" w:cs="FreeSans"/>
       <w:sz w:val="28"/>
       <w:szCs w:val="28"/>
     </w:rPr>
@@ -326,11 +329,11 @@
     <w:basedOn w:val="BodyText"/>
     <w:pPr/>
     <w:rPr>
-      <w:rFonts w:cs="Noto Sans"/>
+      <w:rFonts w:cs="FreeSans"/>
     </w:rPr>
   </w:style>
   <w:style w:type="paragraph" w:styleId="Caption">
-    <w:name w:val="caption"/>
+    <w:name w:val="Caption"/>
     <w:basedOn w:val="Normal"/>
     <w:qFormat/>
     <w:pPr>
@@ -338,7 +341,7 @@
       <w:spacing w:before="120" w:after="120"/>
     </w:pPr>
     <w:rPr>
-      <w:rFonts w:cs="Noto Sans"/>
+      <w:rFonts w:cs="FreeSans"/>
       <w:i/>
       <w:iCs/>
       <w:sz w:val="24"/>
@@ -353,7 +356,7 @@
       <w:suppressLineNumbers/>
     </w:pPr>
     <w:rPr>
-      <w:rFonts w:cs="Noto Sans"/>
+      <w:rFonts w:cs="FreeSans"/>
     </w:rPr>
   </w:style>
 </w:styles>
@@ -367,37 +370,37 @@
         <a:srgbClr val="000000"/>
       </a:dk1>
       <a:lt1>
-        <a:srgbClr val="FFFFFF"/>
+        <a:srgbClr val="ffffff"/>
       </a:lt1>
       <a:dk2>
         <a:srgbClr val="000000"/>
       </a:dk2>
       <a:lt2>
-        <a:srgbClr val="FFFFFF"/>
+        <a:srgbClr val="ffffff"/>
       </a:lt2>
       <a:accent1>
-        <a:srgbClr val="18A303"/>
+        <a:srgbClr val="18a303"/>
       </a:accent1>
       <a:accent2>
-        <a:srgbClr val="0369A3"/>
+        <a:srgbClr val="0369a3"/>
       </a:accent2>
       <a:accent3>
-        <a:srgbClr val="A33E03"/>
+        <a:srgbClr val="a33e03"/>
       </a:accent3>
       <a:accent4>
-        <a:srgbClr val="8E03A3"/>
+        <a:srgbClr val="8e03a3"/>
       </a:accent4>
       <a:accent5>
-        <a:srgbClr val="C99C00"/>
+        <a:srgbClr val="c99c00"/>
       </a:accent5>
       <a:accent6>
-        <a:srgbClr val="C9211E"/>
+        <a:srgbClr val="c9211e"/>
       </a:accent6>
       <a:hlink>
-        <a:srgbClr val="0000EE"/>
+        <a:srgbClr val="0000ee"/>
       </a:hlink>
       <a:folHlink>
-        <a:srgbClr val="551A8B"/>
+        <a:srgbClr val="551a8b"/>
       </a:folHlink>
     </a:clrScheme>
     <a:fontScheme name="Office">
